--- a/블로그글작성/판례/물환경_대법원_시리즈/판례_대법원2011두12986_폐수를전량종말처리시설로보내도초과부과금은부과됩니다.docx
+++ b/블로그글작성/판례/물환경_대법원_시리즈/판례_대법원2011두12986_폐수를전량종말처리시설로보내도초과부과금은부과됩니다.docx
@@ -599,6 +599,13 @@
           <w:rFonts w:ascii="맑은 고딕" w:hAnsi="맑은 고딕" w:eastAsia="맑은 고딕" w:cs="맑은 고딕"/>
           <w:color w:val="000000"/>
         </w:rPr>
+        <w:br/>
+      </w:r>
+      <w:r>
+        <w:rPr>
+          <w:rFonts w:ascii="맑은 고딕" w:hAnsi="맑은 고딕" w:eastAsia="맑은 고딕" w:cs="맑은 고딕"/>
+          <w:color w:val="000000"/>
+        </w:rPr>
         <w:t>② 원고의 사업장 내부에는 전(前)처리시설이 설치되어 있었고, 이를 통해 처리된 폐수는 원고가 소속된 산업단지 내 폐수종말처리시설로 전량 유입되었다.</w:t>
       </w:r>
       <w:r>
@@ -613,6 +620,13 @@
           <w:rFonts w:ascii="맑은 고딕" w:hAnsi="맑은 고딕" w:eastAsia="맑은 고딕" w:cs="맑은 고딕"/>
           <w:color w:val="000000"/>
         </w:rPr>
+        <w:br/>
+      </w:r>
+      <w:r>
+        <w:rPr>
+          <w:rFonts w:ascii="맑은 고딕" w:hAnsi="맑은 고딕" w:eastAsia="맑은 고딕" w:cs="맑은 고딕"/>
+          <w:color w:val="000000"/>
+        </w:rPr>
         <w:t>③ 환경부장관은 폐수종말처리시설에 배수설비를 통하여 폐수를 전량 유입하는 배출시설에 대하여 별도의 배출허용기준을 정하여 고시하고 있었다.</w:t>
       </w:r>
       <w:r>
@@ -627,7 +641,21 @@
           <w:rFonts w:ascii="맑은 고딕" w:hAnsi="맑은 고딕" w:eastAsia="맑은 고딕" w:cs="맑은 고딕"/>
           <w:color w:val="000000"/>
         </w:rPr>
+        <w:br/>
+      </w:r>
+      <w:r>
+        <w:rPr>
+          <w:rFonts w:ascii="맑은 고딕" w:hAnsi="맑은 고딕" w:eastAsia="맑은 고딕" w:cs="맑은 고딕"/>
+          <w:color w:val="000000"/>
+        </w:rPr>
         <w:t>④ 피고가 실시한 오염도 검사 결과, 원고가 위 고시상의 별도 배출허용기준을 초과하여 수질오염물질을 배출한 것으로 확인되었다.</w:t>
+      </w:r>
+      <w:r>
+        <w:rPr>
+          <w:rFonts w:ascii="맑은 고딕" w:hAnsi="맑은 고딕" w:eastAsia="맑은 고딕" w:cs="맑은 고딕"/>
+          <w:color w:val="000000"/>
+        </w:rPr>
+        <w:br/>
       </w:r>
       <w:r>
         <w:rPr>
@@ -680,6 +708,7 @@
         <w:rPr>
           <w:rFonts w:ascii="맑은 고딕" w:hAnsi="맑은 고딕" w:eastAsia="맑은 고딕" w:cs="맑은 고딕"/>
           <w:color w:val="000000"/>
+          <w:u w:val="single"/>
         </w:rPr>
         <w:t>이 사건의 쟁점은, 폐수종말처리시설 등에 배수설비를 통하여 폐수를 전량 유입하는 배출시설에 대하여도 초과배출부과금이 부과될 수 있는지 여부와, 그 배출시설에 대한 별도 배출허용기준 고시가 이중 규제 등에 해당하여 무효인지 여부이다.</w:t>
       </w:r>
@@ -735,6 +764,14 @@
           <w:rFonts w:ascii="맑은 고딕" w:hAnsi="맑은 고딕" w:eastAsia="맑은 고딕" w:cs="맑은 고딕"/>
           <w:color w:val="000000"/>
         </w:rPr>
+        <w:br/>
+      </w:r>
+      <w:r>
+        <w:rPr>
+          <w:rFonts w:ascii="맑은 고딕" w:hAnsi="맑은 고딕" w:eastAsia="맑은 고딕" w:cs="맑은 고딕"/>
+          <w:color w:val="000000"/>
+          <w:u w:val="single"/>
+        </w:rPr>
         <w:t>② 대법원의 판단 원심의 판단은 정당하고, 거기에 상고이유 주장과 같은 법리오해의 위법이 없다.</w:t>
       </w:r>
       <w:r>
@@ -749,6 +786,13 @@
           <w:rFonts w:ascii="맑은 고딕" w:hAnsi="맑은 고딕" w:eastAsia="맑은 고딕" w:cs="맑은 고딕"/>
           <w:color w:val="000000"/>
         </w:rPr>
+        <w:br/>
+      </w:r>
+      <w:r>
+        <w:rPr>
+          <w:rFonts w:ascii="맑은 고딕" w:hAnsi="맑은 고딕" w:eastAsia="맑은 고딕" w:cs="맑은 고딕"/>
+          <w:color w:val="000000"/>
+        </w:rPr>
         <w:t>③ 수질 및 수생태계 보전에 관한 법률 제32조 제1항은 폐수배출시설에서 배출되는 수질오염물질의 배출허용기준은 환경부령으로 정한다고 규정하고 있다.</w:t>
       </w:r>
       <w:r>
@@ -763,6 +807,15 @@
           <w:rFonts w:ascii="맑은 고딕" w:hAnsi="맑은 고딕" w:eastAsia="맑은 고딕" w:cs="맑은 고딕"/>
           <w:color w:val="000000"/>
         </w:rPr>
+        <w:br/>
+      </w:r>
+      <w:r>
+        <w:rPr>
+          <w:rFonts w:ascii="맑은 고딕" w:hAnsi="맑은 고딕" w:eastAsia="맑은 고딕" w:cs="맑은 고딕"/>
+          <w:b/>
+          <w:color w:val="000000"/>
+          <w:u w:val="single"/>
+        </w:rPr>
         <w:t>④ 같은 조 제8항은 폐수종말처리시설 또는 하수도법에 따른 하수종말처리시설에 배수설비를 통하여 폐수를 전량 유입하는 배출시설에 대하여는, 그 종말처리시설에서 적정하게 처리할 수 있는 항목에 한하여 제1항에도 불구하고 별도의 배출허용기준을 정하여 고시할 수 있다고 규정하고 있다.</w:t>
       </w:r>
       <w:r>
@@ -777,6 +830,13 @@
           <w:rFonts w:ascii="맑은 고딕" w:hAnsi="맑은 고딕" w:eastAsia="맑은 고딕" w:cs="맑은 고딕"/>
           <w:color w:val="000000"/>
         </w:rPr>
+        <w:br/>
+      </w:r>
+      <w:r>
+        <w:rPr>
+          <w:rFonts w:ascii="맑은 고딕" w:hAnsi="맑은 고딕" w:eastAsia="맑은 고딕" w:cs="맑은 고딕"/>
+          <w:color w:val="000000"/>
+        </w:rPr>
         <w:t>⑤ 그러므로 폐수종말처리시설 등에 배수설비를 통하여 폐수를 전량 유입하는 배출시설에 대하여도 법 제41조, 시행령 제45조 등에 의한 초과배출부과금이 부과될 수 있다.</w:t>
       </w:r>
       <w:r>
@@ -791,6 +851,13 @@
           <w:rFonts w:ascii="맑은 고딕" w:hAnsi="맑은 고딕" w:eastAsia="맑은 고딕" w:cs="맑은 고딕"/>
           <w:color w:val="000000"/>
         </w:rPr>
+        <w:br/>
+      </w:r>
+      <w:r>
+        <w:rPr>
+          <w:rFonts w:ascii="맑은 고딕" w:hAnsi="맑은 고딕" w:eastAsia="맑은 고딕" w:cs="맑은 고딕"/>
+          <w:color w:val="000000"/>
+        </w:rPr>
         <w:t>⑥ 이 사건 전처리시설은 사업장 내부에 설치되어 있고 그로부터 배출된 폐수가 산업단지 내 폐수종말처리시설로 유입되는 구조이나, 그러한 사정만으로 별도 배출허용기준의 적용이 배제된다고 볼 수 없다.</w:t>
       </w:r>
       <w:r>
@@ -805,7 +872,21 @@
           <w:rFonts w:ascii="맑은 고딕" w:hAnsi="맑은 고딕" w:eastAsia="맑은 고딕" w:cs="맑은 고딕"/>
           <w:color w:val="000000"/>
         </w:rPr>
+        <w:br/>
+      </w:r>
+      <w:r>
+        <w:rPr>
+          <w:rFonts w:ascii="맑은 고딕" w:hAnsi="맑은 고딕" w:eastAsia="맑은 고딕" w:cs="맑은 고딕"/>
+          <w:color w:val="000000"/>
+        </w:rPr>
         <w:t>⑦ 따라서 위 고시가 유기적 일체를 이루고 있는 전처리시설을 대상으로 한 불필요한 이중 규제에 해당하거나 지나치게 과중한 규제를 가한 것이어서 무효라고 볼 수 없다.</w:t>
+      </w:r>
+      <w:r>
+        <w:rPr>
+          <w:rFonts w:ascii="맑은 고딕" w:hAnsi="맑은 고딕" w:eastAsia="맑은 고딕" w:cs="맑은 고딕"/>
+          <w:color w:val="000000"/>
+        </w:rPr>
+        <w:br/>
       </w:r>
       <w:r>
         <w:rPr>

--- a/블로그글작성/판례/물환경_대법원_시리즈/판례_대법원2011두12986_폐수를전량종말처리시설로보내도초과부과금은부과됩니다.docx
+++ b/블로그글작성/판례/물환경_대법원_시리즈/판례_대법원2011두12986_폐수를전량종말처리시설로보내도초과부과금은부과됩니다.docx
@@ -16,7 +16,7 @@
           <w:color w:val="000000"/>
           <w:sz w:val="30"/>
         </w:rPr>
-        <w:t>폐수를 전량 종말처리시설로 보내도 초과배출부과금은 부과됩니다</w:t>
+        <w:t>폐수를 전량 종말처리시설로 보내도 초과배출부과금은 부과됩니다. (2011두12986)</w:t>
       </w:r>
     </w:p>
     <w:p>
@@ -47,12 +47,6 @@
         </w:rPr>
         <w:t>○ 사업장 내 전처리시설을 거쳐 산업단지 폐수종말처리시설로 폐수를 전량 유입하는 배출시설에도 초과배출부과금을 부과할 수 있는지가 문제된 사건입니다. 대법원은 폐수를 전량 유입하는 배출시설에 대하여도 초과배출부과금이 부과될 수 있고, 별도 배출허용기준 고시가 이중 규제로서 무효라고 볼 수 없다고 판단하였습니다.</w:t>
       </w:r>
-    </w:p>
-    <w:p>
-      <w:pPr>
-        <w:autoSpaceDN w:val="0"/>
-        <w:autoSpaceDE w:val="0"/>
-      </w:pPr>
     </w:p>
     <w:p>
       <w:pPr>
@@ -220,12 +214,6 @@
       <w:pPr>
         <w:autoSpaceDN w:val="0"/>
         <w:autoSpaceDE w:val="0"/>
-      </w:pPr>
-    </w:p>
-    <w:p>
-      <w:pPr>
-        <w:autoSpaceDN w:val="0"/>
-        <w:autoSpaceDE w:val="0"/>
         <w:pStyle w:val="2"/>
       </w:pPr>
       <w:r>
@@ -558,6 +546,118 @@
       <w:pPr>
         <w:autoSpaceDN w:val="0"/>
         <w:autoSpaceDE w:val="0"/>
+        <w:pStyle w:val="2"/>
+        <w:spacing w:before="80"/>
+      </w:pPr>
+      <w:r>
+        <w:rPr>
+          <w:rFonts w:ascii="맑은 고딕" w:hAnsi="맑은 고딕" w:eastAsia="맑은 고딕" w:cs="맑은 고딕"/>
+          <w:color w:val="000000"/>
+        </w:rPr>
+        <w:t>2. 사실관계</w:t>
+      </w:r>
+    </w:p>
+    <w:p>
+      <w:pPr>
+        <w:autoSpaceDN w:val="0"/>
+        <w:autoSpaceDE w:val="0"/>
+      </w:pPr>
+      <w:r>
+        <w:rPr>
+          <w:rFonts w:ascii="맑은 고딕" w:hAnsi="맑은 고딕" w:eastAsia="맑은 고딕" w:cs="맑은 고딕"/>
+          <w:color w:val="000000"/>
+        </w:rPr>
+        <w:t>① 원고는 농수산물 가공판매업 등을 영위하는 회사로서, 산업단지 안에 사업장을 두고 있다.</w:t>
+      </w:r>
+      <w:r>
+        <w:rPr>
+          <w:rFonts w:ascii="맑은 고딕" w:hAnsi="맑은 고딕" w:eastAsia="맑은 고딕" w:cs="맑은 고딕"/>
+          <w:color w:val="000000"/>
+        </w:rPr>
+        <w:br/>
+      </w:r>
+      <w:r>
+        <w:rPr>
+          <w:rFonts w:ascii="맑은 고딕" w:hAnsi="맑은 고딕" w:eastAsia="맑은 고딕" w:cs="맑은 고딕"/>
+          <w:color w:val="000000"/>
+        </w:rPr>
+        <w:br/>
+      </w:r>
+      <w:r>
+        <w:rPr>
+          <w:rFonts w:ascii="맑은 고딕" w:hAnsi="맑은 고딕" w:eastAsia="맑은 고딕" w:cs="맑은 고딕"/>
+          <w:color w:val="000000"/>
+        </w:rPr>
+        <w:t>② 원고의 사업장 내부에는 전(前)처리시설이 설치되어 있었고, 이를 통해 처리된 폐수는 원고가 소속된 산업단지 내 폐수종말처리시설로 전량 유입되었다.</w:t>
+      </w:r>
+      <w:r>
+        <w:rPr>
+          <w:rFonts w:ascii="맑은 고딕" w:hAnsi="맑은 고딕" w:eastAsia="맑은 고딕" w:cs="맑은 고딕"/>
+          <w:color w:val="000000"/>
+        </w:rPr>
+        <w:br/>
+      </w:r>
+      <w:r>
+        <w:rPr>
+          <w:rFonts w:ascii="맑은 고딕" w:hAnsi="맑은 고딕" w:eastAsia="맑은 고딕" w:cs="맑은 고딕"/>
+          <w:color w:val="000000"/>
+        </w:rPr>
+        <w:br/>
+      </w:r>
+      <w:r>
+        <w:rPr>
+          <w:rFonts w:ascii="맑은 고딕" w:hAnsi="맑은 고딕" w:eastAsia="맑은 고딕" w:cs="맑은 고딕"/>
+          <w:color w:val="000000"/>
+        </w:rPr>
+        <w:t>③ 환경부장관은 폐수종말처리시설에 배수설비를 통하여 폐수를 전량 유입하는 배출시설에 대하여 별도의 배출허용기준을 정하여 고시하고 있었다.</w:t>
+      </w:r>
+      <w:r>
+        <w:rPr>
+          <w:rFonts w:ascii="맑은 고딕" w:hAnsi="맑은 고딕" w:eastAsia="맑은 고딕" w:cs="맑은 고딕"/>
+          <w:color w:val="000000"/>
+        </w:rPr>
+        <w:br/>
+      </w:r>
+      <w:r>
+        <w:rPr>
+          <w:rFonts w:ascii="맑은 고딕" w:hAnsi="맑은 고딕" w:eastAsia="맑은 고딕" w:cs="맑은 고딕"/>
+          <w:color w:val="000000"/>
+        </w:rPr>
+        <w:br/>
+      </w:r>
+      <w:r>
+        <w:rPr>
+          <w:rFonts w:ascii="맑은 고딕" w:hAnsi="맑은 고딕" w:eastAsia="맑은 고딕" w:cs="맑은 고딕"/>
+          <w:color w:val="000000"/>
+        </w:rPr>
+        <w:t>④ 피고가 실시한 오염도 검사 결과, 원고가 위 고시상의 별도 배출허용기준을 초과하여 수질오염물질을 배출한 것으로 확인되었다.</w:t>
+      </w:r>
+      <w:r>
+        <w:rPr>
+          <w:rFonts w:ascii="맑은 고딕" w:hAnsi="맑은 고딕" w:eastAsia="맑은 고딕" w:cs="맑은 고딕"/>
+          <w:color w:val="000000"/>
+        </w:rPr>
+        <w:br/>
+      </w:r>
+      <w:r>
+        <w:rPr>
+          <w:rFonts w:ascii="맑은 고딕" w:hAnsi="맑은 고딕" w:eastAsia="맑은 고딕" w:cs="맑은 고딕"/>
+          <w:color w:val="000000"/>
+        </w:rPr>
+        <w:br/>
+      </w:r>
+      <w:r>
+        <w:rPr>
+          <w:rFonts w:ascii="맑은 고딕" w:hAnsi="맑은 고딕" w:eastAsia="맑은 고딕" w:cs="맑은 고딕"/>
+          <w:color w:val="000000"/>
+        </w:rPr>
+        <w:t>⑤ 이에 피고는 원고에게 개선명령과 함께 초과배출부과금을 부과하였고, 원고는 위 고시가 이중 규제로서 무효라고 주장하며 처분의 취소를 구하였다.</w:t>
+      </w:r>
+    </w:p>
+    <w:p>
+      <w:pPr>
+        <w:autoSpaceDN w:val="0"/>
+        <w:autoSpaceDE w:val="0"/>
       </w:pPr>
     </w:p>
     <w:p>
@@ -572,7 +672,7 @@
           <w:rFonts w:ascii="맑은 고딕" w:hAnsi="맑은 고딕" w:eastAsia="맑은 고딕" w:cs="맑은 고딕"/>
           <w:color w:val="000000"/>
         </w:rPr>
-        <w:t>2. 사실관계</w:t>
+        <w:t>3. 쟁점</w:t>
       </w:r>
     </w:p>
     <w:p>
@@ -584,99 +684,10 @@
         <w:rPr>
           <w:rFonts w:ascii="맑은 고딕" w:hAnsi="맑은 고딕" w:eastAsia="맑은 고딕" w:cs="맑은 고딕"/>
           <w:color w:val="000000"/>
-        </w:rPr>
-        <w:t>① 원고는 농수산물 가공판매업 등을 영위하는 회사로서, 산업단지 안에 사업장을 두고 있다.</w:t>
-      </w:r>
-      <w:r>
-        <w:rPr>
-          <w:rFonts w:ascii="맑은 고딕" w:hAnsi="맑은 고딕" w:eastAsia="맑은 고딕" w:cs="맑은 고딕"/>
-          <w:color w:val="000000"/>
-        </w:rPr>
-        <w:br/>
-      </w:r>
-      <w:r>
-        <w:rPr>
-          <w:rFonts w:ascii="맑은 고딕" w:hAnsi="맑은 고딕" w:eastAsia="맑은 고딕" w:cs="맑은 고딕"/>
-          <w:color w:val="000000"/>
-        </w:rPr>
-        <w:br/>
-      </w:r>
-      <w:r>
-        <w:rPr>
-          <w:rFonts w:ascii="맑은 고딕" w:hAnsi="맑은 고딕" w:eastAsia="맑은 고딕" w:cs="맑은 고딕"/>
-          <w:color w:val="000000"/>
-        </w:rPr>
-        <w:t>② 원고의 사업장 내부에는 전(前)처리시설이 설치되어 있었고, 이를 통해 처리된 폐수는 원고가 소속된 산업단지 내 폐수종말처리시설로 전량 유입되었다.</w:t>
-      </w:r>
-      <w:r>
-        <w:rPr>
-          <w:rFonts w:ascii="맑은 고딕" w:hAnsi="맑은 고딕" w:eastAsia="맑은 고딕" w:cs="맑은 고딕"/>
-          <w:color w:val="000000"/>
-        </w:rPr>
-        <w:br/>
-      </w:r>
-      <w:r>
-        <w:rPr>
-          <w:rFonts w:ascii="맑은 고딕" w:hAnsi="맑은 고딕" w:eastAsia="맑은 고딕" w:cs="맑은 고딕"/>
-          <w:color w:val="000000"/>
-        </w:rPr>
-        <w:br/>
-      </w:r>
-      <w:r>
-        <w:rPr>
-          <w:rFonts w:ascii="맑은 고딕" w:hAnsi="맑은 고딕" w:eastAsia="맑은 고딕" w:cs="맑은 고딕"/>
-          <w:color w:val="000000"/>
-        </w:rPr>
-        <w:t>③ 환경부장관은 폐수종말처리시설에 배수설비를 통하여 폐수를 전량 유입하는 배출시설에 대하여 별도의 배출허용기준을 정하여 고시하고 있었다.</w:t>
-      </w:r>
-      <w:r>
-        <w:rPr>
-          <w:rFonts w:ascii="맑은 고딕" w:hAnsi="맑은 고딕" w:eastAsia="맑은 고딕" w:cs="맑은 고딕"/>
-          <w:color w:val="000000"/>
-        </w:rPr>
-        <w:br/>
-      </w:r>
-      <w:r>
-        <w:rPr>
-          <w:rFonts w:ascii="맑은 고딕" w:hAnsi="맑은 고딕" w:eastAsia="맑은 고딕" w:cs="맑은 고딕"/>
-          <w:color w:val="000000"/>
-        </w:rPr>
-        <w:br/>
-      </w:r>
-      <w:r>
-        <w:rPr>
-          <w:rFonts w:ascii="맑은 고딕" w:hAnsi="맑은 고딕" w:eastAsia="맑은 고딕" w:cs="맑은 고딕"/>
-          <w:color w:val="000000"/>
-        </w:rPr>
-        <w:t>④ 피고가 실시한 오염도 검사 결과, 원고가 위 고시상의 별도 배출허용기준을 초과하여 수질오염물질을 배출한 것으로 확인되었다.</w:t>
-      </w:r>
-      <w:r>
-        <w:rPr>
-          <w:rFonts w:ascii="맑은 고딕" w:hAnsi="맑은 고딕" w:eastAsia="맑은 고딕" w:cs="맑은 고딕"/>
-          <w:color w:val="000000"/>
-        </w:rPr>
-        <w:br/>
-      </w:r>
-      <w:r>
-        <w:rPr>
-          <w:rFonts w:ascii="맑은 고딕" w:hAnsi="맑은 고딕" w:eastAsia="맑은 고딕" w:cs="맑은 고딕"/>
-          <w:color w:val="000000"/>
-        </w:rPr>
-        <w:br/>
-      </w:r>
-      <w:r>
-        <w:rPr>
-          <w:rFonts w:ascii="맑은 고딕" w:hAnsi="맑은 고딕" w:eastAsia="맑은 고딕" w:cs="맑은 고딕"/>
-          <w:color w:val="000000"/>
-        </w:rPr>
-        <w:t>⑤ 이에 피고는 원고에게 개선명령과 함께 초과배출부과금을 부과하였고, 원고는 위 고시가 이중 규제로서 무효라고 주장하며 처분의 취소를 구하였다.</w:t>
-      </w:r>
-    </w:p>
-    <w:p>
-      <w:pPr>
-        <w:autoSpaceDN w:val="0"/>
-        <w:autoSpaceDE w:val="0"/>
-      </w:pPr>
+          <w:u w:val="single"/>
+        </w:rPr>
+        <w:t>이 사건의 쟁점은, 폐수종말처리시설 등에 배수설비를 통하여 폐수를 전량 유입하는 배출시설에 대하여도 초과배출부과금이 부과될 수 있는지 여부와, 그 배출시설에 대한 별도 배출허용기준 고시가 이중 규제 등에 해당하여 무효인지 여부이다.</w:t>
+      </w:r>
     </w:p>
     <w:p>
       <w:pPr>
@@ -696,7 +707,7 @@
           <w:rFonts w:ascii="맑은 고딕" w:hAnsi="맑은 고딕" w:eastAsia="맑은 고딕" w:cs="맑은 고딕"/>
           <w:color w:val="000000"/>
         </w:rPr>
-        <w:t>3. 쟁점</w:t>
+        <w:t>4. 판단</w:t>
       </w:r>
     </w:p>
     <w:p>
@@ -708,49 +719,30 @@
         <w:rPr>
           <w:rFonts w:ascii="맑은 고딕" w:hAnsi="맑은 고딕" w:eastAsia="맑은 고딕" w:cs="맑은 고딕"/>
           <w:color w:val="000000"/>
+        </w:rPr>
+        <w:t>① 원심의 판단 원심은 위 고시가 폐수종말처리시설과 유기적 일체를 이루고 있는 전처리시설을 대상으로 한 불필요한 이중 규제에 해당하거나 원고에게 지나치게 과중한 규제를 가한 것에 해당하여 무효라고 볼 수 없다고 판단하였다.</w:t>
+      </w:r>
+      <w:r>
+        <w:rPr>
+          <w:rFonts w:ascii="맑은 고딕" w:hAnsi="맑은 고딕" w:eastAsia="맑은 고딕" w:cs="맑은 고딕"/>
+          <w:color w:val="000000"/>
+        </w:rPr>
+        <w:br/>
+      </w:r>
+      <w:r>
+        <w:rPr>
+          <w:rFonts w:ascii="맑은 고딕" w:hAnsi="맑은 고딕" w:eastAsia="맑은 고딕" w:cs="맑은 고딕"/>
+          <w:color w:val="000000"/>
+        </w:rPr>
+        <w:br/>
+      </w:r>
+      <w:r>
+        <w:rPr>
+          <w:rFonts w:ascii="맑은 고딕" w:hAnsi="맑은 고딕" w:eastAsia="맑은 고딕" w:cs="맑은 고딕"/>
+          <w:color w:val="000000"/>
           <w:u w:val="single"/>
         </w:rPr>
-        <w:t>이 사건의 쟁점은, 폐수종말처리시설 등에 배수설비를 통하여 폐수를 전량 유입하는 배출시설에 대하여도 초과배출부과금이 부과될 수 있는지 여부와, 그 배출시설에 대한 별도 배출허용기준 고시가 이중 규제 등에 해당하여 무효인지 여부이다.</w:t>
-      </w:r>
-    </w:p>
-    <w:p>
-      <w:pPr>
-        <w:autoSpaceDN w:val="0"/>
-        <w:autoSpaceDE w:val="0"/>
-      </w:pPr>
-    </w:p>
-    <w:p>
-      <w:pPr>
-        <w:autoSpaceDN w:val="0"/>
-        <w:autoSpaceDE w:val="0"/>
-      </w:pPr>
-    </w:p>
-    <w:p>
-      <w:pPr>
-        <w:autoSpaceDN w:val="0"/>
-        <w:autoSpaceDE w:val="0"/>
-        <w:pStyle w:val="2"/>
-        <w:spacing w:before="80"/>
-      </w:pPr>
-      <w:r>
-        <w:rPr>
-          <w:rFonts w:ascii="맑은 고딕" w:hAnsi="맑은 고딕" w:eastAsia="맑은 고딕" w:cs="맑은 고딕"/>
-          <w:color w:val="000000"/>
-        </w:rPr>
-        <w:t>4. 판단</w:t>
-      </w:r>
-    </w:p>
-    <w:p>
-      <w:pPr>
-        <w:autoSpaceDN w:val="0"/>
-        <w:autoSpaceDE w:val="0"/>
-      </w:pPr>
-      <w:r>
-        <w:rPr>
-          <w:rFonts w:ascii="맑은 고딕" w:hAnsi="맑은 고딕" w:eastAsia="맑은 고딕" w:cs="맑은 고딕"/>
-          <w:color w:val="000000"/>
-        </w:rPr>
-        <w:t>① 원심의 판단 원심은 위 고시가 폐수종말처리시설과 유기적 일체를 이루고 있는 전처리시설을 대상으로 한 불필요한 이중 규제에 해당하거나 원고에게 지나치게 과중한 규제를 가한 것에 해당하여 무효라고 볼 수 없다고 판단하였다.</w:t>
+        <w:t>② 대법원의 판단 원심의 판단은 정당하고, 거기에 상고이유 주장과 같은 법리오해의 위법이 없다.</w:t>
       </w:r>
       <w:r>
         <w:rPr>
@@ -770,9 +762,31 @@
         <w:rPr>
           <w:rFonts w:ascii="맑은 고딕" w:hAnsi="맑은 고딕" w:eastAsia="맑은 고딕" w:cs="맑은 고딕"/>
           <w:color w:val="000000"/>
+        </w:rPr>
+        <w:t>③ 수질 및 수생태계 보전에 관한 법률 제32조 제1항은 폐수배출시설에서 배출되는 수질오염물질의 배출허용기준은 환경부령으로 정한다고 규정하고 있다.</w:t>
+      </w:r>
+      <w:r>
+        <w:rPr>
+          <w:rFonts w:ascii="맑은 고딕" w:hAnsi="맑은 고딕" w:eastAsia="맑은 고딕" w:cs="맑은 고딕"/>
+          <w:color w:val="000000"/>
+        </w:rPr>
+        <w:br/>
+      </w:r>
+      <w:r>
+        <w:rPr>
+          <w:rFonts w:ascii="맑은 고딕" w:hAnsi="맑은 고딕" w:eastAsia="맑은 고딕" w:cs="맑은 고딕"/>
+          <w:color w:val="000000"/>
+        </w:rPr>
+        <w:br/>
+      </w:r>
+      <w:r>
+        <w:rPr>
+          <w:rFonts w:ascii="맑은 고딕" w:hAnsi="맑은 고딕" w:eastAsia="맑은 고딕" w:cs="맑은 고딕"/>
+          <w:b/>
+          <w:color w:val="000000"/>
           <w:u w:val="single"/>
         </w:rPr>
-        <w:t>② 대법원의 판단 원심의 판단은 정당하고, 거기에 상고이유 주장과 같은 법리오해의 위법이 없다.</w:t>
+        <w:t>④ 같은 조 제8항은 폐수종말처리시설 또는 하수도법에 따른 하수종말처리시설에 배수설비를 통하여 폐수를 전량 유입하는 배출시설에 대하여는, 그 종말처리시설에서 적정하게 처리할 수 있는 항목에 한하여 제1항에도 불구하고 별도의 배출허용기준을 정하여 고시할 수 있다고 규정하고 있다.</w:t>
       </w:r>
       <w:r>
         <w:rPr>
@@ -793,7 +807,7 @@
           <w:rFonts w:ascii="맑은 고딕" w:hAnsi="맑은 고딕" w:eastAsia="맑은 고딕" w:cs="맑은 고딕"/>
           <w:color w:val="000000"/>
         </w:rPr>
-        <w:t>③ 수질 및 수생태계 보전에 관한 법률 제32조 제1항은 폐수배출시설에서 배출되는 수질오염물질의 배출허용기준은 환경부령으로 정한다고 규정하고 있다.</w:t>
+        <w:t>⑤ 그러므로 폐수종말처리시설 등에 배수설비를 통하여 폐수를 전량 유입하는 배출시설에 대하여도 법 제41조, 시행령 제45조 등에 의한 초과배출부과금이 부과될 수 있다.</w:t>
       </w:r>
       <w:r>
         <w:rPr>
@@ -812,11 +826,9 @@
       <w:r>
         <w:rPr>
           <w:rFonts w:ascii="맑은 고딕" w:hAnsi="맑은 고딕" w:eastAsia="맑은 고딕" w:cs="맑은 고딕"/>
-          <w:b/>
-          <w:color w:val="000000"/>
-          <w:u w:val="single"/>
-        </w:rPr>
-        <w:t>④ 같은 조 제8항은 폐수종말처리시설 또는 하수도법에 따른 하수종말처리시설에 배수설비를 통하여 폐수를 전량 유입하는 배출시설에 대하여는, 그 종말처리시설에서 적정하게 처리할 수 있는 항목에 한하여 제1항에도 불구하고 별도의 배출허용기준을 정하여 고시할 수 있다고 규정하고 있다.</w:t>
+          <w:color w:val="000000"/>
+        </w:rPr>
+        <w:t>⑥ 이 사건 전처리시설은 사업장 내부에 설치되어 있고 그로부터 배출된 폐수가 산업단지 내 폐수종말처리시설로 유입되는 구조이나, 그러한 사정만으로 별도 배출허용기준의 적용이 배제된다고 볼 수 없다.</w:t>
       </w:r>
       <w:r>
         <w:rPr>
@@ -837,7 +849,7 @@
           <w:rFonts w:ascii="맑은 고딕" w:hAnsi="맑은 고딕" w:eastAsia="맑은 고딕" w:cs="맑은 고딕"/>
           <w:color w:val="000000"/>
         </w:rPr>
-        <w:t>⑤ 그러므로 폐수종말처리시설 등에 배수설비를 통하여 폐수를 전량 유입하는 배출시설에 대하여도 법 제41조, 시행령 제45조 등에 의한 초과배출부과금이 부과될 수 있다.</w:t>
+        <w:t>⑦ 따라서 위 고시가 유기적 일체를 이루고 있는 전처리시설을 대상으로 한 불필요한 이중 규제에 해당하거나 지나치게 과중한 규제를 가한 것이어서 무효라고 볼 수 없다.</w:t>
       </w:r>
       <w:r>
         <w:rPr>
@@ -858,56 +870,8 @@
           <w:rFonts w:ascii="맑은 고딕" w:hAnsi="맑은 고딕" w:eastAsia="맑은 고딕" w:cs="맑은 고딕"/>
           <w:color w:val="000000"/>
         </w:rPr>
-        <w:t>⑥ 이 사건 전처리시설은 사업장 내부에 설치되어 있고 그로부터 배출된 폐수가 산업단지 내 폐수종말처리시설로 유입되는 구조이나, 그러한 사정만으로 별도 배출허용기준의 적용이 배제된다고 볼 수 없다.</w:t>
-      </w:r>
-      <w:r>
-        <w:rPr>
-          <w:rFonts w:ascii="맑은 고딕" w:hAnsi="맑은 고딕" w:eastAsia="맑은 고딕" w:cs="맑은 고딕"/>
-          <w:color w:val="000000"/>
-        </w:rPr>
-        <w:br/>
-      </w:r>
-      <w:r>
-        <w:rPr>
-          <w:rFonts w:ascii="맑은 고딕" w:hAnsi="맑은 고딕" w:eastAsia="맑은 고딕" w:cs="맑은 고딕"/>
-          <w:color w:val="000000"/>
-        </w:rPr>
-        <w:br/>
-      </w:r>
-      <w:r>
-        <w:rPr>
-          <w:rFonts w:ascii="맑은 고딕" w:hAnsi="맑은 고딕" w:eastAsia="맑은 고딕" w:cs="맑은 고딕"/>
-          <w:color w:val="000000"/>
-        </w:rPr>
-        <w:t>⑦ 따라서 위 고시가 유기적 일체를 이루고 있는 전처리시설을 대상으로 한 불필요한 이중 규제에 해당하거나 지나치게 과중한 규제를 가한 것이어서 무효라고 볼 수 없다.</w:t>
-      </w:r>
-      <w:r>
-        <w:rPr>
-          <w:rFonts w:ascii="맑은 고딕" w:hAnsi="맑은 고딕" w:eastAsia="맑은 고딕" w:cs="맑은 고딕"/>
-          <w:color w:val="000000"/>
-        </w:rPr>
-        <w:br/>
-      </w:r>
-      <w:r>
-        <w:rPr>
-          <w:rFonts w:ascii="맑은 고딕" w:hAnsi="맑은 고딕" w:eastAsia="맑은 고딕" w:cs="맑은 고딕"/>
-          <w:color w:val="000000"/>
-        </w:rPr>
-        <w:br/>
-      </w:r>
-      <w:r>
-        <w:rPr>
-          <w:rFonts w:ascii="맑은 고딕" w:hAnsi="맑은 고딕" w:eastAsia="맑은 고딕" w:cs="맑은 고딕"/>
-          <w:color w:val="000000"/>
-        </w:rPr>
         <w:t>⑧ 이에 상고를 기각한다.</w:t>
       </w:r>
-    </w:p>
-    <w:p>
-      <w:pPr>
-        <w:autoSpaceDN w:val="0"/>
-        <w:autoSpaceDE w:val="0"/>
-      </w:pPr>
     </w:p>
     <w:p>
       <w:pPr>
